--- a/ContratosApp/plantillas/DDMM2025_NOMBRE COMPLETO COLABORADOR_CLIENTE_Contrato Apertura de Cuentas_acuerdo 2025.docx
+++ b/ContratosApp/plantillas/DDMM2025_NOMBRE COMPLETO COLABORADOR_CLIENTE_Contrato Apertura de Cuentas_acuerdo 2025.docx
@@ -477,7 +477,7 @@
           <w:szCs w:val="18"/>
           <w:rtl w:val="0"/>
         </w:rPr>
-        <w:t xml:space="preserve">y una vez cumplido se renovará automáticamente con oportunidad de adiciones de un valor contra prestacional acordado. En caso de una renovación, el pago de la cuenta renovada se hará con el aumento del IPC del país que corresponda y prórroga en tiempo para fines de monitoreo. </w:t>
+        <w:t xml:space="preserve">y una vez cumplido se renovará automáticamente con oportunidad de adiciones de un valor contra prestacional acordado. </w:t>
       </w:r>
       <w:r>
         <w:rPr>
@@ -660,11 +660,6 @@
           <w:rtl w:val="0"/>
         </w:rPr>
         <w:t xml:space="preserve">Es responsable de todos los gastos de apertura, mantenimiento y costos de administración durante la vigencia del contrato. </w:t>
-      </w:r>
-      <w:r>
-        <w:rPr>
-          <w:rtl w:val="0"/>
-        </w:rPr>
       </w:r>
     </w:p>
     <w:p>
@@ -1052,6 +1047,11 @@
         </w:rPr>
         <w:t xml:space="preserve"> CON RECONOCIMIENTO FACIAL.</w:t>
       </w:r>
+      <w:r>
+        <w:rPr>
+          <w:rtl w:val="0"/>
+        </w:rPr>
+      </w:r>
     </w:p>
     <w:p>
       <w:pPr>
@@ -1108,6 +1108,11 @@
         </w:rPr>
         <w:t xml:space="preserve">Disponibilidad y disposición para el desbloqueo de cuentas, productos bancarios y/o financieros teniendo en cuenta la recepción de OTP (One Time Password) de códigos numéricos o sean posibles combinaciones alfanuméricas vía SMS o correo electrónico.</w:t>
       </w:r>
+      <w:r>
+        <w:rPr>
+          <w:rtl w:val="0"/>
+        </w:rPr>
+      </w:r>
     </w:p>
     <w:p>
       <w:pPr>
@@ -1164,6 +1169,11 @@
         </w:rPr>
         <w:t xml:space="preserve">Indicar toda la información asociada a la cuenta como: (Nombre del titular, Documento de identidad del titular de la cuenta, producto bancario y/o financiero sean CC, NIT, INE, DNI o documento correspondiente, Información del producto como el número de la cuenta y/o producto sea Tarjeta de Crédito o Tarjeta Débito, número de celular asociado a la cuenta o producto, Usuario (s), Contraseñas o Claves de aplicativos, Claves de Portal Web u otro que se requieran por el responsable del monitoreo.</w:t>
       </w:r>
+      <w:r>
+        <w:rPr>
+          <w:rtl w:val="0"/>
+        </w:rPr>
+      </w:r>
     </w:p>
     <w:p>
       <w:pPr>
@@ -1220,6 +1230,11 @@
         </w:rPr>
         <w:t xml:space="preserve">El colaborador no debe hacer uso de aplicación y herramientas pass durante el periodo acordado del monitoreo en el presente Acuerdo.</w:t>
       </w:r>
+      <w:r>
+        <w:rPr>
+          <w:rtl w:val="0"/>
+        </w:rPr>
+      </w:r>
     </w:p>
     <w:p>
       <w:pPr>
@@ -1727,12 +1742,12 @@
             <wp:extent cx="1504950" cy="1162050"/>
             <wp:effectExtent b="0" l="0" r="0" t="0"/>
             <wp:wrapNone/>
-            <wp:docPr id="1334373684" name="image3.png"/>
+            <wp:docPr id="1334373687" name="image2.png"/>
             <a:graphic>
               <a:graphicData uri="http://schemas.openxmlformats.org/drawingml/2006/picture">
                 <pic:pic>
                   <pic:nvPicPr>
-                    <pic:cNvPr id="0" name="image3.png"/>
+                    <pic:cNvPr id="0" name="image2.png"/>
                     <pic:cNvPicPr preferRelativeResize="0"/>
                   </pic:nvPicPr>
                   <pic:blipFill>
@@ -2003,7 +2018,7 @@
         <wp:anchor allowOverlap="1" behindDoc="1" distB="0" distT="0" distL="0" distR="0" hidden="0" layoutInCell="1" locked="0" relativeHeight="0" simplePos="0">
           <wp:simplePos x="0" y="0"/>
           <wp:positionH relativeFrom="column">
-            <wp:posOffset>-493189</wp:posOffset>
+            <wp:posOffset>-493187</wp:posOffset>
           </wp:positionH>
           <wp:positionV relativeFrom="paragraph">
             <wp:posOffset>0</wp:posOffset>
@@ -2011,12 +2026,12 @@
           <wp:extent cx="7566504" cy="10694840"/>
           <wp:effectExtent b="0" l="0" r="0" t="0"/>
           <wp:wrapNone/>
-          <wp:docPr id="1334373685" name="image1.png"/>
+          <wp:docPr id="1334373688" name="image3.png"/>
           <a:graphic>
             <a:graphicData uri="http://schemas.openxmlformats.org/drawingml/2006/picture">
               <pic:pic>
                 <pic:nvPicPr>
-                  <pic:cNvPr id="0" name="image1.png"/>
+                  <pic:cNvPr id="0" name="image3.png"/>
                   <pic:cNvPicPr preferRelativeResize="0"/>
                 </pic:nvPicPr>
                 <pic:blipFill>
@@ -2092,7 +2107,7 @@
         <wp:anchor allowOverlap="1" behindDoc="1" distB="0" distT="0" distL="0" distR="0" hidden="0" layoutInCell="1" locked="0" relativeHeight="0" simplePos="0">
           <wp:simplePos x="0" y="0"/>
           <wp:positionH relativeFrom="column">
-            <wp:posOffset>-469968</wp:posOffset>
+            <wp:posOffset>-469967</wp:posOffset>
           </wp:positionH>
           <wp:positionV relativeFrom="paragraph">
             <wp:posOffset>0</wp:posOffset>
@@ -2100,12 +2115,12 @@
           <wp:extent cx="7543068" cy="10661714"/>
           <wp:effectExtent b="0" l="0" r="0" t="0"/>
           <wp:wrapNone/>
-          <wp:docPr id="1334373686" name="image2.png"/>
+          <wp:docPr id="1334373689" name="image1.png"/>
           <a:graphic>
             <a:graphicData uri="http://schemas.openxmlformats.org/drawingml/2006/picture">
               <pic:pic>
                 <pic:nvPicPr>
-                  <pic:cNvPr id="0" name="image2.png"/>
+                  <pic:cNvPr id="0" name="image1.png"/>
                   <pic:cNvPicPr preferRelativeResize="0"/>
                 </pic:nvPicPr>
                 <pic:blipFill>
@@ -2494,6 +2509,20 @@
       <w:sz w:val="52"/>
       <w:szCs w:val="52"/>
     </w:rPr>
+  </w:style>
+  <w:style w:type="table" w:styleId="TableNormal" w:default="1">
+    <w:name w:val="TableNormal"/>
+    <w:tblPr>
+      <w:tblCellMar>
+        <w:top w:w="100.0" w:type="dxa"/>
+        <w:left w:w="100.0" w:type="dxa"/>
+        <w:bottom w:w="100.0" w:type="dxa"/>
+        <w:right w:w="100.0" w:type="dxa"/>
+      </w:tblCellMar>
+    </w:tblPr>
+  </w:style>
+  <w:style w:type="paragraph" w:styleId="Normal" w:default="1">
+    <w:name w:val="normal"/>
   </w:style>
   <w:style w:type="table" w:styleId="TableNormal" w:default="1">
     <w:name w:val="TableNormal"/>
@@ -3059,7 +3088,7 @@
 
 <file path=customXML/item1.xml><?xml version="1.0" encoding="utf-8"?>
 <go:gDocsCustomXmlDataStorage xmlns:go="http://customooxmlschemas.google.com/" xmlns:r="http://schemas.openxmlformats.org/officeDocument/2006/relationships" uri="GoogleDocsCustomDataVersion2">
-  <go:docsCustomData xmlns:go="http://customooxmlschemas.google.com/" roundtripDataSignature="AMtx7mgFGMH8oKHbvoNuWEcHR5CMhA0N1A==">CgMxLjAyCGguZ2pkZ3hzOAByITFiOTdRNGFQZHo2RDc1Y1FxV0E1WFZaWEF4TzA5QzU0bQ==</go:docsCustomData>
+  <go:docsCustomData xmlns:go="http://customooxmlschemas.google.com/" roundtripDataSignature="AMtx7mgYkiH/tPwIMwjZhw6qoze2fom54w==">CgMxLjAyCGguZ2pkZ3hzOAByITFtOE5KVmhqVlYwN09UUFJhcUhIRkdLQ1JJYjljM205Tw==</go:docsCustomData>
 </go:gDocsCustomXmlDataStorage>
 </file>
 
